--- a/ReportsAndDocuments/4495_TitleAuthorsAbstract_Template.docx
+++ b/ReportsAndDocuments/4495_TitleAuthorsAbstract_Template.docx
@@ -1,6 +1,6 @@
 
 <file path=word/document.xml><?xml version="1.0" encoding="utf-8"?>
-<w:document xmlns:wpc="http://schemas.microsoft.com/office/word/2010/wordprocessingCanvas" xmlns:cx="http://schemas.microsoft.com/office/drawing/2014/chartex" xmlns:cx1="http://schemas.microsoft.com/office/drawing/2015/9/8/chartex" xmlns:cx2="http://schemas.microsoft.com/office/drawing/2015/10/21/chartex" xmlns:cx3="http://schemas.microsoft.com/office/drawing/2016/5/9/chartex" xmlns:cx4="http://schemas.microsoft.com/office/drawing/2016/5/10/chartex" xmlns:cx5="http://schemas.microsoft.com/office/drawing/2016/5/11/chartex" xmlns:cx6="http://schemas.microsoft.com/office/drawing/2016/5/12/chartex" xmlns:cx7="http://schemas.microsoft.com/office/drawing/2016/5/13/chartex" xmlns:cx8="http://schemas.microsoft.com/office/drawing/2016/5/14/chartex" xmlns:mc="http://schemas.openxmlformats.org/markup-compatibility/2006" xmlns:aink="http://schemas.microsoft.com/office/drawing/2016/ink" xmlns:am3d="http://schemas.microsoft.com/office/drawing/2017/model3d" xmlns:o="urn:schemas-microsoft-com:office:office" xmlns:oel="http://schemas.microsoft.com/office/2019/extlst" xmlns:r="http://schemas.openxmlformats.org/officeDocument/2006/relationships" xmlns:m="http://schemas.openxmlformats.org/officeDocument/2006/math" xmlns:v="urn:schemas-microsoft-com:vml" xmlns:wp14="http://schemas.microsoft.com/office/word/2010/wordprocessingDrawing" xmlns:wp="http://schemas.openxmlformats.org/drawingml/2006/wordprocessingDrawing" xmlns:w10="urn:schemas-microsoft-com:office:word" xmlns:w="http://schemas.openxmlformats.org/wordprocessingml/2006/main" xmlns:w14="http://schemas.microsoft.com/office/word/2010/wordml" xmlns:w15="http://schemas.microsoft.com/office/word/2012/wordml" xmlns:w16cex="http://schemas.microsoft.com/office/word/2018/wordml/cex" xmlns:w16cid="http://schemas.microsoft.com/office/word/2016/wordml/cid" xmlns:w16="http://schemas.microsoft.com/office/word/2018/wordml" xmlns:w16sdtdh="http://schemas.microsoft.com/office/word/2020/wordml/sdtdatahash" xmlns:w16se="http://schemas.microsoft.com/office/word/2015/wordml/symex" xmlns:wpg="http://schemas.microsoft.com/office/word/2010/wordprocessingGroup" xmlns:wpi="http://schemas.microsoft.com/office/word/2010/wordprocessingInk" xmlns:wne="http://schemas.microsoft.com/office/word/2006/wordml" xmlns:wps="http://schemas.microsoft.com/office/word/2010/wordprocessingShape" mc:Ignorable="w14 w15 w16se w16cid w16 w16cex w16sdtdh wp14">
+<w:document xmlns:wpc="http://schemas.microsoft.com/office/word/2010/wordprocessingCanvas" xmlns:cx="http://schemas.microsoft.com/office/drawing/2014/chartex" xmlns:cx1="http://schemas.microsoft.com/office/drawing/2015/9/8/chartex" xmlns:cx2="http://schemas.microsoft.com/office/drawing/2015/10/21/chartex" xmlns:cx3="http://schemas.microsoft.com/office/drawing/2016/5/9/chartex" xmlns:cx4="http://schemas.microsoft.com/office/drawing/2016/5/10/chartex" xmlns:cx5="http://schemas.microsoft.com/office/drawing/2016/5/11/chartex" xmlns:cx6="http://schemas.microsoft.com/office/drawing/2016/5/12/chartex" xmlns:cx7="http://schemas.microsoft.com/office/drawing/2016/5/13/chartex" xmlns:cx8="http://schemas.microsoft.com/office/drawing/2016/5/14/chartex" xmlns:mc="http://schemas.openxmlformats.org/markup-compatibility/2006" xmlns:aink="http://schemas.microsoft.com/office/drawing/2016/ink" xmlns:am3d="http://schemas.microsoft.com/office/drawing/2017/model3d" xmlns:o="urn:schemas-microsoft-com:office:office" xmlns:oel="http://schemas.microsoft.com/office/2019/extlst" xmlns:r="http://schemas.openxmlformats.org/officeDocument/2006/relationships" xmlns:m="http://schemas.openxmlformats.org/officeDocument/2006/math" xmlns:v="urn:schemas-microsoft-com:vml" xmlns:wp14="http://schemas.microsoft.com/office/word/2010/wordprocessingDrawing" xmlns:wp="http://schemas.openxmlformats.org/drawingml/2006/wordprocessingDrawing" xmlns:w10="urn:schemas-microsoft-com:office:word" xmlns:w="http://schemas.openxmlformats.org/wordprocessingml/2006/main" xmlns:w14="http://schemas.microsoft.com/office/word/2010/wordml" xmlns:w15="http://schemas.microsoft.com/office/word/2012/wordml" xmlns:w16cex="http://schemas.microsoft.com/office/word/2018/wordml/cex" xmlns:w16cid="http://schemas.microsoft.com/office/word/2016/wordml/cid" xmlns:w16="http://schemas.microsoft.com/office/word/2018/wordml" xmlns:w16du="http://schemas.microsoft.com/office/word/2023/wordml/word16du" xmlns:w16sdtdh="http://schemas.microsoft.com/office/word/2020/wordml/sdtdatahash" xmlns:w16sdtfl="http://schemas.microsoft.com/office/word/2024/wordml/sdtformatlock" xmlns:w16se="http://schemas.microsoft.com/office/word/2015/wordml/symex" xmlns:wpg="http://schemas.microsoft.com/office/word/2010/wordprocessingGroup" xmlns:wpi="http://schemas.microsoft.com/office/word/2010/wordprocessingInk" xmlns:wne="http://schemas.microsoft.com/office/word/2006/wordml" xmlns:wps="http://schemas.microsoft.com/office/word/2010/wordprocessingShape" mc:Ignorable="w14 w15 w16se w16cid w16 w16cex w16sdtdh w16sdtfl w16du wp14">
   <w:body>
     <w:p>
       <w:pPr>
@@ -41,27 +41,7 @@
           <w:sz w:val="28"/>
           <w:szCs w:val="28"/>
         </w:rPr>
-        <w:t xml:space="preserve">A Role- Based Digital Platform for Farmer-Vendor Coordination </w:t>
-      </w:r>
-      <w:proofErr w:type="gramStart"/>
-      <w:r>
-        <w:rPr>
-          <w:b/>
-          <w:bCs/>
-          <w:sz w:val="28"/>
-          <w:szCs w:val="28"/>
-        </w:rPr>
-        <w:t>And</w:t>
-      </w:r>
-      <w:proofErr w:type="gramEnd"/>
-      <w:r>
-        <w:rPr>
-          <w:b/>
-          <w:bCs/>
-          <w:sz w:val="28"/>
-          <w:szCs w:val="28"/>
-        </w:rPr>
-        <w:t xml:space="preserve"> Demand Forecasting and vendor optimization</w:t>
+        <w:t>A Role- Based Digital Platform for Farmer-Vendor Coordination And Demand Forecasting and vendor optimization</w:t>
       </w:r>
     </w:p>
     <w:p>
@@ -81,29 +61,18 @@
           <w:sz w:val="28"/>
           <w:szCs w:val="28"/>
         </w:rPr>
-        <w:t xml:space="preserve">Maneesha </w:t>
+        <w:t>Maneesha Eeshwara</w:t>
       </w:r>
-      <w:proofErr w:type="spellStart"/>
-      <w:r>
+    </w:p>
+    <w:p>
+      <w:pPr>
+        <w:jc w:val="center"/>
         <w:rPr>
           <w:b/>
           <w:bCs/>
           <w:sz w:val="28"/>
           <w:szCs w:val="28"/>
         </w:rPr>
-        <w:t>Eeshwara</w:t>
-      </w:r>
-      <w:proofErr w:type="spellEnd"/>
-    </w:p>
-    <w:p>
-      <w:pPr>
-        <w:jc w:val="center"/>
-        <w:rPr>
-          <w:b/>
-          <w:bCs/>
-          <w:sz w:val="28"/>
-          <w:szCs w:val="28"/>
-        </w:rPr>
       </w:pPr>
     </w:p>
     <w:p>
@@ -113,21 +82,6 @@
           <w:szCs w:val="24"/>
         </w:rPr>
       </w:pPr>
-      <w:r>
-        <w:rPr>
-          <w:sz w:val="24"/>
-          <w:szCs w:val="24"/>
-        </w:rPr>
-        <w:t>&lt;Abstract Goes Here: Short description of what the product is, who it is for and how is it novel; no more than MAX 50 words&gt;</w:t>
-      </w:r>
-    </w:p>
-    <w:p>
-      <w:pPr>
-        <w:rPr>
-          <w:sz w:val="24"/>
-          <w:szCs w:val="24"/>
-        </w:rPr>
-      </w:pPr>
       <w:proofErr w:type="spellStart"/>
       <w:r>
         <w:rPr>
@@ -142,29 +96,21 @@
           <w:sz w:val="24"/>
           <w:szCs w:val="24"/>
         </w:rPr>
-        <w:t xml:space="preserve"> is a role-based web application designed to help farmers and vendors coordinate product supply and demand more effectively. The application allows farmers to manage available products and inventory, while vendors can submit demand requests specifying required quantities and delivery dates.</w:t>
+        <w:t xml:space="preserve"> </w:t>
       </w:r>
-    </w:p>
-    <w:p>
-      <w:pPr>
+      <w:r>
         <w:rPr>
           <w:sz w:val="24"/>
           <w:szCs w:val="24"/>
         </w:rPr>
-      </w:pPr>
+        <w:t>is a role-based web application</w:t>
+      </w:r>
       <w:r>
         <w:rPr>
           <w:sz w:val="24"/>
           <w:szCs w:val="24"/>
         </w:rPr>
-        <w:t>The system supports demand forecasting by analyzing vendor requests together with past dispatch data, helping farmers plan their harvest and delivery decisions. It also provides vendor recommendations based on distance, requested quantity, and historical relationships</w:t>
-      </w:r>
-      <w:r>
-        <w:rPr>
-          <w:sz w:val="24"/>
-          <w:szCs w:val="24"/>
-        </w:rPr>
-        <w:t>.</w:t>
+        <w:t xml:space="preserve"> that improves coordination between farmers and vendors by integrating inventory management, demand requests, and data-driven forecasting. It provides intelligent vendor recommendations using forecasting, distance, and historical interactions, enabling optimized dispatch planning and better decision-making in agricultural supply chains.</w:t>
       </w:r>
     </w:p>
     <w:p/>
@@ -179,7 +125,7 @@
 </file>
 
 <file path=word/styles.xml><?xml version="1.0" encoding="utf-8"?>
-<w:styles xmlns:mc="http://schemas.openxmlformats.org/markup-compatibility/2006" xmlns:r="http://schemas.openxmlformats.org/officeDocument/2006/relationships" xmlns:w="http://schemas.openxmlformats.org/wordprocessingml/2006/main" xmlns:w14="http://schemas.microsoft.com/office/word/2010/wordml" xmlns:w15="http://schemas.microsoft.com/office/word/2012/wordml" xmlns:w16cex="http://schemas.microsoft.com/office/word/2018/wordml/cex" xmlns:w16cid="http://schemas.microsoft.com/office/word/2016/wordml/cid" xmlns:w16="http://schemas.microsoft.com/office/word/2018/wordml" xmlns:w16sdtdh="http://schemas.microsoft.com/office/word/2020/wordml/sdtdatahash" xmlns:w16se="http://schemas.microsoft.com/office/word/2015/wordml/symex" mc:Ignorable="w14 w15 w16se w16cid w16 w16cex w16sdtdh">
+<w:styles xmlns:mc="http://schemas.openxmlformats.org/markup-compatibility/2006" xmlns:r="http://schemas.openxmlformats.org/officeDocument/2006/relationships" xmlns:w="http://schemas.openxmlformats.org/wordprocessingml/2006/main" xmlns:w14="http://schemas.microsoft.com/office/word/2010/wordml" xmlns:w15="http://schemas.microsoft.com/office/word/2012/wordml" xmlns:w16cex="http://schemas.microsoft.com/office/word/2018/wordml/cex" xmlns:w16cid="http://schemas.microsoft.com/office/word/2016/wordml/cid" xmlns:w16="http://schemas.microsoft.com/office/word/2018/wordml" xmlns:w16du="http://schemas.microsoft.com/office/word/2023/wordml/word16du" xmlns:w16sdtdh="http://schemas.microsoft.com/office/word/2020/wordml/sdtdatahash" xmlns:w16sdtfl="http://schemas.microsoft.com/office/word/2024/wordml/sdtformatlock" xmlns:w16se="http://schemas.microsoft.com/office/word/2015/wordml/symex" mc:Ignorable="w14 w15 w16se w16cid w16 w16cex w16sdtdh w16sdtfl w16du">
   <w:docDefaults>
     <w:rPrDefault>
       <w:rPr>
@@ -580,6 +526,7 @@
   <w:style w:type="character" w:default="1" w:styleId="DefaultParagraphFont">
     <w:name w:val="Default Paragraph Font"/>
     <w:uiPriority w:val="1"/>
+    <w:semiHidden/>
     <w:unhideWhenUsed/>
   </w:style>
   <w:style w:type="table" w:default="1" w:styleId="TableNormal">
